--- a/JS CONCEPTS/JavaScript Basics.docx
+++ b/JS CONCEPTS/JavaScript Basics.docx
@@ -502,36 +502,24 @@
         </w:rPr>
         <w:t xml:space="preserve">Since </w:t>
       </w:r>
-      <w:proofErr w:type="gramStart"/>
       <w:r>
         <w:rPr>
           <w:b/>
         </w:rPr>
-        <w:t xml:space="preserve">it  </w:t>
-      </w:r>
-      <w:proofErr w:type="spellStart"/>
+        <w:t>it</w:t>
+      </w:r>
       <w:r>
         <w:rPr>
           <w:b/>
         </w:rPr>
-        <w:t>it</w:t>
-      </w:r>
-      <w:proofErr w:type="spellEnd"/>
-      <w:proofErr w:type="gramEnd"/>
+        <w:t xml:space="preserve"> is function scoped we can retrieve value inside function if declared outside function also but </w:t>
+      </w:r>
       <w:r>
         <w:rPr>
           <w:b/>
         </w:rPr>
-        <w:t xml:space="preserve"> is function scoped we can retrieve value inside function if declared outside function also but </w:t>
-      </w:r>
-      <w:proofErr w:type="spellStart"/>
-      <w:r>
-        <w:rPr>
-          <w:b/>
-        </w:rPr>
-        <w:t>cant</w:t>
-      </w:r>
-      <w:proofErr w:type="spellEnd"/>
+        <w:t>can’t</w:t>
+      </w:r>
       <w:r>
         <w:rPr>
           <w:b/>
@@ -1385,7 +1373,6 @@
         </w:rPr>
         <w:t xml:space="preserve">Block </w:t>
       </w:r>
-      <w:proofErr w:type="gramStart"/>
       <w:r>
         <w:rPr>
           <w:b/>
@@ -1393,9 +1380,8 @@
         <w:t>Scoped</w:t>
       </w:r>
       <w:r>
-        <w:t xml:space="preserve"> :</w:t>
-      </w:r>
-      <w:proofErr w:type="gramEnd"/>
+        <w:t>:</w:t>
+      </w:r>
       <w:r>
         <w:t xml:space="preserve"> Because </w:t>
       </w:r>
@@ -2969,11 +2955,6 @@
       <w:pPr>
         <w:pStyle w:val="NoSpacing"/>
       </w:pPr>
-      <w:r>
-        <w:pict>
-          <v:rect id="_x0000_i1025" style="width:0;height:1.5pt" o:hralign="center" o:hrstd="t" o:hr="t" fillcolor="#a0a0a0" stroked="f"/>
-        </w:pict>
-      </w:r>
     </w:p>
     <w:p>
       <w:pPr>
@@ -3024,22 +3005,25 @@
     </w:p>
     <w:p>
       <w:pPr>
-        <w:pStyle w:val="Heading2"/>
-        <w:rPr>
-          <w:sz w:val="36"/>
-        </w:rPr>
-      </w:pPr>
-      <w:r>
+        <w:pStyle w:val="NoSpacing"/>
+        <w:rPr>
+          <w:b/>
+        </w:rPr>
+      </w:pPr>
+      <w:r>
+        <w:rPr>
+          <w:b/>
+        </w:rPr>
         <w:t>Best Practice for Modern JavaScript</w:t>
       </w:r>
     </w:p>
     <w:p>
       <w:pPr>
+        <w:pStyle w:val="NoSpacing"/>
         <w:numPr>
           <w:ilvl w:val="0"/>
-          <w:numId w:val="3"/>
+          <w:numId w:val="16"/>
         </w:numPr>
-        <w:spacing w:before="100" w:beforeAutospacing="1" w:after="100" w:afterAutospacing="1" w:line="240" w:lineRule="auto"/>
       </w:pPr>
       <w:r>
         <w:t xml:space="preserve">Use </w:t>
@@ -3047,15 +3031,17 @@
       <w:r>
         <w:rPr>
           <w:rStyle w:val="HTMLCode"/>
-          <w:rFonts w:eastAsiaTheme="minorHAnsi"/>
-          <w:b/>
-          <w:bCs/>
+          <w:rFonts w:ascii="Times New Roman" w:eastAsiaTheme="minorHAnsi" w:hAnsi="Times New Roman" w:cstheme="minorBidi"/>
+          <w:sz w:val="24"/>
+          <w:szCs w:val="22"/>
         </w:rPr>
         <w:t>const</w:t>
       </w:r>
       <w:r>
         <w:rPr>
           <w:rStyle w:val="Strong"/>
+          <w:b w:val="0"/>
+          <w:bCs w:val="0"/>
         </w:rPr>
         <w:t xml:space="preserve"> by default</w:t>
       </w:r>
@@ -3065,11 +3051,11 @@
     </w:p>
     <w:p>
       <w:pPr>
+        <w:pStyle w:val="NoSpacing"/>
         <w:numPr>
           <w:ilvl w:val="0"/>
-          <w:numId w:val="3"/>
+          <w:numId w:val="16"/>
         </w:numPr>
-        <w:spacing w:before="100" w:beforeAutospacing="1" w:after="100" w:afterAutospacing="1" w:line="240" w:lineRule="auto"/>
       </w:pPr>
       <w:r>
         <w:t xml:space="preserve">Use </w:t>
@@ -3077,15 +3063,17 @@
       <w:r>
         <w:rPr>
           <w:rStyle w:val="HTMLCode"/>
-          <w:rFonts w:eastAsiaTheme="minorHAnsi"/>
-          <w:b/>
-          <w:bCs/>
+          <w:rFonts w:ascii="Times New Roman" w:eastAsiaTheme="minorHAnsi" w:hAnsi="Times New Roman" w:cstheme="minorBidi"/>
+          <w:sz w:val="24"/>
+          <w:szCs w:val="22"/>
         </w:rPr>
         <w:t>let</w:t>
       </w:r>
       <w:r>
         <w:rPr>
           <w:rStyle w:val="Strong"/>
+          <w:b w:val="0"/>
+          <w:bCs w:val="0"/>
         </w:rPr>
         <w:t xml:space="preserve"> only when you know the value will change</w:t>
       </w:r>
@@ -3095,11 +3083,11 @@
     </w:p>
     <w:p>
       <w:pPr>
+        <w:pStyle w:val="NoSpacing"/>
         <w:numPr>
           <w:ilvl w:val="0"/>
-          <w:numId w:val="3"/>
+          <w:numId w:val="16"/>
         </w:numPr>
-        <w:spacing w:before="100" w:beforeAutospacing="1" w:after="100" w:afterAutospacing="1" w:line="240" w:lineRule="auto"/>
       </w:pPr>
       <w:r>
         <w:t xml:space="preserve">Avoid </w:t>
@@ -3107,15 +3095,23 @@
       <w:r>
         <w:rPr>
           <w:rStyle w:val="HTMLCode"/>
-          <w:rFonts w:eastAsiaTheme="minorHAnsi"/>
+          <w:rFonts w:ascii="Times New Roman" w:eastAsiaTheme="minorHAnsi" w:hAnsi="Times New Roman" w:cstheme="minorBidi"/>
+          <w:sz w:val="24"/>
+          <w:szCs w:val="22"/>
+        </w:rPr>
+        <w:t>var</w:t>
+      </w:r>
+      <w:r>
+        <w:t xml:space="preserve"> in new code unless maintaining older codebases.</w:t>
+      </w:r>
+    </w:p>
+    <w:p>
+      <w:pPr>
+        <w:pStyle w:val="NoSpacing"/>
+        <w:rPr>
           <w:b/>
-          <w:bCs/>
-        </w:rPr>
-        <w:t>var</w:t>
-      </w:r>
-      <w:r>
-        <w:t xml:space="preserve"> in new code unless maintaining older codebases.</w:t>
-      </w:r>
+        </w:rPr>
+      </w:pPr>
     </w:p>
     <w:p>
       <w:pPr>
@@ -8102,9 +8098,6 @@
     <w:p>
       <w:pPr>
         <w:pStyle w:val="NoSpacing"/>
-        <w:rPr>
-          <w:lang w:eastAsia="en-IN"/>
-        </w:rPr>
       </w:pPr>
     </w:p>
     <w:p>
@@ -8624,6 +8617,8 @@
         </w:rPr>
         <w:t>// private variable</w:t>
       </w:r>
+      <w:bookmarkStart w:id="0" w:name="_GoBack"/>
+      <w:bookmarkEnd w:id="0"/>
     </w:p>
     <w:p>
       <w:pPr>
@@ -15185,8 +15180,6 @@
       <w:pPr>
         <w:pStyle w:val="NoSpacing"/>
       </w:pPr>
-      <w:bookmarkStart w:id="0" w:name="_GoBack"/>
-      <w:bookmarkEnd w:id="0"/>
     </w:p>
     <w:p>
       <w:pPr>
@@ -15576,6 +15569,119 @@
     </w:lvl>
   </w:abstractNum>
   <w:abstractNum w:abstractNumId="3" w15:restartNumberingAfterBreak="0">
+    <w:nsid w:val="1196597E"/>
+    <w:multiLevelType w:val="hybridMultilevel"/>
+    <w:tmpl w:val="DEBC8028"/>
+    <w:lvl w:ilvl="0" w:tplc="40090001">
+      <w:start w:val="1"/>
+      <w:numFmt w:val="bullet"/>
+      <w:lvlText w:val=""/>
+      <w:lvlJc w:val="left"/>
+      <w:pPr>
+        <w:ind w:left="720" w:hanging="360"/>
+      </w:pPr>
+      <w:rPr>
+        <w:rFonts w:ascii="Symbol" w:hAnsi="Symbol" w:hint="default"/>
+      </w:rPr>
+    </w:lvl>
+    <w:lvl w:ilvl="1" w:tplc="40090003" w:tentative="1">
+      <w:start w:val="1"/>
+      <w:numFmt w:val="bullet"/>
+      <w:lvlText w:val="o"/>
+      <w:lvlJc w:val="left"/>
+      <w:pPr>
+        <w:ind w:left="1440" w:hanging="360"/>
+      </w:pPr>
+      <w:rPr>
+        <w:rFonts w:ascii="Courier New" w:hAnsi="Courier New" w:cs="Courier New" w:hint="default"/>
+      </w:rPr>
+    </w:lvl>
+    <w:lvl w:ilvl="2" w:tplc="40090005" w:tentative="1">
+      <w:start w:val="1"/>
+      <w:numFmt w:val="bullet"/>
+      <w:lvlText w:val=""/>
+      <w:lvlJc w:val="left"/>
+      <w:pPr>
+        <w:ind w:left="2160" w:hanging="360"/>
+      </w:pPr>
+      <w:rPr>
+        <w:rFonts w:ascii="Wingdings" w:hAnsi="Wingdings" w:hint="default"/>
+      </w:rPr>
+    </w:lvl>
+    <w:lvl w:ilvl="3" w:tplc="40090001" w:tentative="1">
+      <w:start w:val="1"/>
+      <w:numFmt w:val="bullet"/>
+      <w:lvlText w:val=""/>
+      <w:lvlJc w:val="left"/>
+      <w:pPr>
+        <w:ind w:left="2880" w:hanging="360"/>
+      </w:pPr>
+      <w:rPr>
+        <w:rFonts w:ascii="Symbol" w:hAnsi="Symbol" w:hint="default"/>
+      </w:rPr>
+    </w:lvl>
+    <w:lvl w:ilvl="4" w:tplc="40090003" w:tentative="1">
+      <w:start w:val="1"/>
+      <w:numFmt w:val="bullet"/>
+      <w:lvlText w:val="o"/>
+      <w:lvlJc w:val="left"/>
+      <w:pPr>
+        <w:ind w:left="3600" w:hanging="360"/>
+      </w:pPr>
+      <w:rPr>
+        <w:rFonts w:ascii="Courier New" w:hAnsi="Courier New" w:cs="Courier New" w:hint="default"/>
+      </w:rPr>
+    </w:lvl>
+    <w:lvl w:ilvl="5" w:tplc="40090005" w:tentative="1">
+      <w:start w:val="1"/>
+      <w:numFmt w:val="bullet"/>
+      <w:lvlText w:val=""/>
+      <w:lvlJc w:val="left"/>
+      <w:pPr>
+        <w:ind w:left="4320" w:hanging="360"/>
+      </w:pPr>
+      <w:rPr>
+        <w:rFonts w:ascii="Wingdings" w:hAnsi="Wingdings" w:hint="default"/>
+      </w:rPr>
+    </w:lvl>
+    <w:lvl w:ilvl="6" w:tplc="40090001" w:tentative="1">
+      <w:start w:val="1"/>
+      <w:numFmt w:val="bullet"/>
+      <w:lvlText w:val=""/>
+      <w:lvlJc w:val="left"/>
+      <w:pPr>
+        <w:ind w:left="5040" w:hanging="360"/>
+      </w:pPr>
+      <w:rPr>
+        <w:rFonts w:ascii="Symbol" w:hAnsi="Symbol" w:hint="default"/>
+      </w:rPr>
+    </w:lvl>
+    <w:lvl w:ilvl="7" w:tplc="40090003" w:tentative="1">
+      <w:start w:val="1"/>
+      <w:numFmt w:val="bullet"/>
+      <w:lvlText w:val="o"/>
+      <w:lvlJc w:val="left"/>
+      <w:pPr>
+        <w:ind w:left="5760" w:hanging="360"/>
+      </w:pPr>
+      <w:rPr>
+        <w:rFonts w:ascii="Courier New" w:hAnsi="Courier New" w:cs="Courier New" w:hint="default"/>
+      </w:rPr>
+    </w:lvl>
+    <w:lvl w:ilvl="8" w:tplc="40090005" w:tentative="1">
+      <w:start w:val="1"/>
+      <w:numFmt w:val="bullet"/>
+      <w:lvlText w:val=""/>
+      <w:lvlJc w:val="left"/>
+      <w:pPr>
+        <w:ind w:left="6480" w:hanging="360"/>
+      </w:pPr>
+      <w:rPr>
+        <w:rFonts w:ascii="Wingdings" w:hAnsi="Wingdings" w:hint="default"/>
+      </w:rPr>
+    </w:lvl>
+  </w:abstractNum>
+  <w:abstractNum w:abstractNumId="4" w15:restartNumberingAfterBreak="0">
     <w:nsid w:val="14581655"/>
     <w:multiLevelType w:val="multilevel"/>
     <w:tmpl w:val="CDF0EBF0"/>
@@ -15688,7 +15794,7 @@
       </w:pPr>
     </w:lvl>
   </w:abstractNum>
-  <w:abstractNum w:abstractNumId="4" w15:restartNumberingAfterBreak="0">
+  <w:abstractNum w:abstractNumId="5" w15:restartNumberingAfterBreak="0">
     <w:nsid w:val="284B03E6"/>
     <w:multiLevelType w:val="multilevel"/>
     <w:tmpl w:val="5B508BC0"/>
@@ -15801,7 +15907,7 @@
       </w:pPr>
     </w:lvl>
   </w:abstractNum>
-  <w:abstractNum w:abstractNumId="5" w15:restartNumberingAfterBreak="0">
+  <w:abstractNum w:abstractNumId="6" w15:restartNumberingAfterBreak="0">
     <w:nsid w:val="3AF21172"/>
     <w:multiLevelType w:val="multilevel"/>
     <w:tmpl w:val="CE529AFA"/>
@@ -15950,7 +16056,7 @@
       </w:rPr>
     </w:lvl>
   </w:abstractNum>
-  <w:abstractNum w:abstractNumId="6" w15:restartNumberingAfterBreak="0">
+  <w:abstractNum w:abstractNumId="7" w15:restartNumberingAfterBreak="0">
     <w:nsid w:val="43600601"/>
     <w:multiLevelType w:val="hybridMultilevel"/>
     <w:tmpl w:val="F09ADE5E"/>
@@ -16063,7 +16169,7 @@
       </w:rPr>
     </w:lvl>
   </w:abstractNum>
-  <w:abstractNum w:abstractNumId="7" w15:restartNumberingAfterBreak="0">
+  <w:abstractNum w:abstractNumId="8" w15:restartNumberingAfterBreak="0">
     <w:nsid w:val="478A4D19"/>
     <w:multiLevelType w:val="multilevel"/>
     <w:tmpl w:val="1132F108"/>
@@ -16212,7 +16318,7 @@
       </w:rPr>
     </w:lvl>
   </w:abstractNum>
-  <w:abstractNum w:abstractNumId="8" w15:restartNumberingAfterBreak="0">
+  <w:abstractNum w:abstractNumId="9" w15:restartNumberingAfterBreak="0">
     <w:nsid w:val="49DB2864"/>
     <w:multiLevelType w:val="hybridMultilevel"/>
     <w:tmpl w:val="9CD411A0"/>
@@ -16325,7 +16431,7 @@
       </w:rPr>
     </w:lvl>
   </w:abstractNum>
-  <w:abstractNum w:abstractNumId="9" w15:restartNumberingAfterBreak="0">
+  <w:abstractNum w:abstractNumId="10" w15:restartNumberingAfterBreak="0">
     <w:nsid w:val="4D784AD5"/>
     <w:multiLevelType w:val="multilevel"/>
     <w:tmpl w:val="202ED1A0"/>
@@ -16474,7 +16580,7 @@
       </w:rPr>
     </w:lvl>
   </w:abstractNum>
-  <w:abstractNum w:abstractNumId="10" w15:restartNumberingAfterBreak="0">
+  <w:abstractNum w:abstractNumId="11" w15:restartNumberingAfterBreak="0">
     <w:nsid w:val="4DC7027F"/>
     <w:multiLevelType w:val="multilevel"/>
     <w:tmpl w:val="EEB656E2"/>
@@ -16623,7 +16729,7 @@
       </w:rPr>
     </w:lvl>
   </w:abstractNum>
-  <w:abstractNum w:abstractNumId="11" w15:restartNumberingAfterBreak="0">
+  <w:abstractNum w:abstractNumId="12" w15:restartNumberingAfterBreak="0">
     <w:nsid w:val="5AD31C76"/>
     <w:multiLevelType w:val="hybridMultilevel"/>
     <w:tmpl w:val="12EEAC86"/>
@@ -16736,7 +16842,7 @@
       </w:rPr>
     </w:lvl>
   </w:abstractNum>
-  <w:abstractNum w:abstractNumId="12" w15:restartNumberingAfterBreak="0">
+  <w:abstractNum w:abstractNumId="13" w15:restartNumberingAfterBreak="0">
     <w:nsid w:val="5B8371B6"/>
     <w:multiLevelType w:val="multilevel"/>
     <w:tmpl w:val="24F8C504"/>
@@ -16885,7 +16991,7 @@
       </w:rPr>
     </w:lvl>
   </w:abstractNum>
-  <w:abstractNum w:abstractNumId="13" w15:restartNumberingAfterBreak="0">
+  <w:abstractNum w:abstractNumId="14" w15:restartNumberingAfterBreak="0">
     <w:nsid w:val="5BC02563"/>
     <w:multiLevelType w:val="hybridMultilevel"/>
     <w:tmpl w:val="039AAC26"/>
@@ -16998,7 +17104,7 @@
       </w:rPr>
     </w:lvl>
   </w:abstractNum>
-  <w:abstractNum w:abstractNumId="14" w15:restartNumberingAfterBreak="0">
+  <w:abstractNum w:abstractNumId="15" w15:restartNumberingAfterBreak="0">
     <w:nsid w:val="65374068"/>
     <w:multiLevelType w:val="multilevel"/>
     <w:tmpl w:val="355A2D5E"/>
@@ -17148,49 +17254,52 @@
     </w:lvl>
   </w:abstractNum>
   <w:num w:numId="1">
-    <w:abstractNumId w:val="9"/>
+    <w:abstractNumId w:val="10"/>
   </w:num>
   <w:num w:numId="2">
     <w:abstractNumId w:val="0"/>
   </w:num>
   <w:num w:numId="3">
-    <w:abstractNumId w:val="3"/>
+    <w:abstractNumId w:val="4"/>
   </w:num>
   <w:num w:numId="4">
     <w:abstractNumId w:val="2"/>
   </w:num>
   <w:num w:numId="5">
+    <w:abstractNumId w:val="14"/>
+  </w:num>
+  <w:num w:numId="6">
+    <w:abstractNumId w:val="8"/>
+  </w:num>
+  <w:num w:numId="7">
+    <w:abstractNumId w:val="6"/>
+  </w:num>
+  <w:num w:numId="8">
+    <w:abstractNumId w:val="5"/>
+  </w:num>
+  <w:num w:numId="9">
+    <w:abstractNumId w:val="7"/>
+  </w:num>
+  <w:num w:numId="10">
+    <w:abstractNumId w:val="11"/>
+  </w:num>
+  <w:num w:numId="11">
+    <w:abstractNumId w:val="9"/>
+  </w:num>
+  <w:num w:numId="12">
     <w:abstractNumId w:val="13"/>
   </w:num>
-  <w:num w:numId="6">
-    <w:abstractNumId w:val="7"/>
-  </w:num>
-  <w:num w:numId="7">
-    <w:abstractNumId w:val="5"/>
-  </w:num>
-  <w:num w:numId="8">
-    <w:abstractNumId w:val="4"/>
-  </w:num>
-  <w:num w:numId="9">
-    <w:abstractNumId w:val="6"/>
-  </w:num>
-  <w:num w:numId="10">
-    <w:abstractNumId w:val="10"/>
-  </w:num>
-  <w:num w:numId="11">
-    <w:abstractNumId w:val="8"/>
-  </w:num>
-  <w:num w:numId="12">
-    <w:abstractNumId w:val="12"/>
-  </w:num>
   <w:num w:numId="13">
-    <w:abstractNumId w:val="14"/>
+    <w:abstractNumId w:val="15"/>
   </w:num>
   <w:num w:numId="14">
     <w:abstractNumId w:val="1"/>
   </w:num>
   <w:num w:numId="15">
-    <w:abstractNumId w:val="11"/>
+    <w:abstractNumId w:val="12"/>
+  </w:num>
+  <w:num w:numId="16">
+    <w:abstractNumId w:val="3"/>
   </w:num>
 </w:numbering>
 </file>
